--- a/2 семак/Лабы/Кибернетика/3 ЛАБ/Яричевский БПИ2503 Лаб3 Кибернетика.docx
+++ b/2 семак/Лабы/Кибернетика/3 ЛАБ/Яричевский БПИ2503 Лаб3 Кибернетика.docx
@@ -1195,6 +1195,7 @@
       <w:r>
         <w:rPr>
           <w:rFonts w:ascii="Times New Roman" w:hAnsi="Times New Roman" w:cs="Times New Roman"/>
+          <w:noProof/>
           <w:sz w:val="20"/>
           <w:szCs w:val="20"/>
           <w:lang w:val="en-US"/>
@@ -3456,7 +3457,7 @@
                 <w:szCs w:val="20"/>
                 <w:lang w:val="en-US"/>
               </w:rPr>
-              <w:t>1</w:t>
+              <w:t>0</w:t>
             </w:r>
           </w:p>
         </w:tc>
@@ -3574,6 +3575,7 @@
       <w:r>
         <w:rPr>
           <w:rFonts w:ascii="Times New Roman" w:hAnsi="Times New Roman" w:cs="Times New Roman"/>
+          <w:noProof/>
           <w:sz w:val="20"/>
           <w:szCs w:val="20"/>
           <w:lang w:val="en-US"/>
@@ -4283,7 +4285,6 @@
         <w:rPr>
           <w:sz w:val="20"/>
           <w:szCs w:val="20"/>
-          <w:lang w:val="en-US"/>
         </w:rPr>
       </w:pPr>
     </w:p>
@@ -4292,7 +4293,6 @@
         <w:rPr>
           <w:sz w:val="20"/>
           <w:szCs w:val="20"/>
-          <w:lang w:val="en-US"/>
         </w:rPr>
       </w:pPr>
     </w:p>
@@ -5590,6 +5590,7 @@
       <w:r>
         <w:rPr>
           <w:rFonts w:ascii="Times New Roman" w:hAnsi="Times New Roman" w:cs="Times New Roman"/>
+          <w:noProof/>
           <w:sz w:val="20"/>
           <w:szCs w:val="20"/>
         </w:rPr>
@@ -5667,6 +5668,7 @@
       <w:r>
         <w:rPr>
           <w:rFonts w:ascii="Times New Roman" w:hAnsi="Times New Roman" w:cs="Times New Roman"/>
+          <w:noProof/>
           <w:sz w:val="20"/>
           <w:szCs w:val="20"/>
           <w:lang w:val="en-US"/>
@@ -5754,6 +5756,7 @@
       <w:r>
         <w:rPr>
           <w:rFonts w:ascii="Times New Roman" w:hAnsi="Times New Roman" w:cs="Times New Roman"/>
+          <w:noProof/>
           <w:sz w:val="20"/>
           <w:szCs w:val="20"/>
           <w:lang w:val="en-US"/>
@@ -6867,6 +6870,7 @@
   <w:style w:type="character" w:default="1" w:styleId="a0">
     <w:name w:val="Default Paragraph Font"/>
     <w:uiPriority w:val="1"/>
+    <w:semiHidden/>
     <w:unhideWhenUsed/>
   </w:style>
   <w:style w:type="table" w:default="1" w:styleId="a1">
